--- a/testkit/parity/pdfium/c1_whitepaper.docx
+++ b/testkit/parity/pdfium/c1_whitepaper.docx
@@ -897,58 +897,7 @@
           <w:color w:val="1A1A1A"/>
           <w:sz w:val="17"/>
         </w:rPr>
-        <w:t xml:space="preserve">+ in-domain reranker </w:t>
-      </w:r>
-    </w:p>
-    <w:p>
-      <w:pPr>
-        <w:spacing w:before="0" w:after="0" w:lineRule="exact" w:line="196"/>
-        <w:ind w:left="3588"/>
-        <w:jc w:val="left"/>
-      </w:pPr>
-      <w:r>
-        <w:rPr>
-          <w:rFonts w:ascii="Georgia" w:hAnsi="Georgia" w:cs="Georgia" w:eastAsia="Georgia"/>
-          <w:b w:val="0"/>
-          <w:i w:val="0"/>
-          <w:color w:val="1A1A1A"/>
-          <w:sz w:val="17"/>
-        </w:rPr>
-        <w:t xml:space="preserve">0.671 </w:t>
-      </w:r>
-    </w:p>
-    <w:p>
-      <w:pPr>
-        <w:spacing w:before="0" w:after="0" w:lineRule="exact" w:line="196"/>
-        <w:ind w:left="5506"/>
-        <w:jc w:val="left"/>
-      </w:pPr>
-      <w:r>
-        <w:rPr>
-          <w:rFonts w:ascii="Georgia" w:hAnsi="Georgia" w:cs="Georgia" w:eastAsia="Georgia"/>
-          <w:b w:val="0"/>
-          <w:i w:val="0"/>
-          <w:color w:val="1A1A1A"/>
-          <w:sz w:val="17"/>
-        </w:rPr>
-        <w:t xml:space="preserve">0.588 </w:t>
-      </w:r>
-    </w:p>
-    <w:p>
-      <w:pPr>
-        <w:spacing w:before="0" w:after="0" w:lineRule="exact" w:line="196"/>
-        <w:ind w:left="7854"/>
-        <w:jc w:val="left"/>
-      </w:pPr>
-      <w:r>
-        <w:rPr>
-          <w:rFonts w:ascii="Georgia" w:hAnsi="Georgia" w:cs="Georgia" w:eastAsia="Georgia"/>
-          <w:b w:val="0"/>
-          <w:i w:val="0"/>
-          <w:color w:val="1A1A1A"/>
-          <w:sz w:val="17"/>
-        </w:rPr>
-        <w:t>690 ms</w:t>
+        <w:t>+ in-domain reranker 0.671 0.588 690 ms</w:t>
       </w:r>
     </w:p>
     <w:p>
